--- a/exp 9.docx
+++ b/exp 9.docx
@@ -650,6 +650,54 @@
       </w:r>
     </w:p>
     <w:p>
+      <w:r>
+        <w:rPr>
+          <w:noProof/>
+        </w:rPr>
+        <w:drawing>
+          <wp:inline distT="0" distB="0" distL="0" distR="0" wp14:anchorId="0C705FD8" wp14:editId="61A160C1">
+            <wp:extent cx="3762900" cy="419158"/>
+            <wp:effectExtent l="0" t="0" r="9525" b="0"/>
+            <wp:docPr id="2" name="Picture 2"/>
+            <wp:cNvGraphicFramePr>
+              <a:graphicFrameLocks xmlns:a="http://schemas.openxmlformats.org/drawingml/2006/main" noChangeAspect="1"/>
+            </wp:cNvGraphicFramePr>
+            <a:graphic xmlns:a="http://schemas.openxmlformats.org/drawingml/2006/main">
+              <a:graphicData uri="http://schemas.openxmlformats.org/drawingml/2006/picture">
+                <pic:pic xmlns:pic="http://schemas.openxmlformats.org/drawingml/2006/picture">
+                  <pic:nvPicPr>
+                    <pic:cNvPr id="2" name="Picture 2"/>
+                    <pic:cNvPicPr/>
+                  </pic:nvPicPr>
+                  <pic:blipFill>
+                    <a:blip r:embed="rId8">
+                      <a:extLst>
+                        <a:ext uri="{28A0092B-C50C-407E-A947-70E740481C1C}">
+                          <a14:useLocalDpi xmlns:a14="http://schemas.microsoft.com/office/drawing/2010/main" val="0"/>
+                        </a:ext>
+                      </a:extLst>
+                    </a:blip>
+                    <a:stretch>
+                      <a:fillRect/>
+                    </a:stretch>
+                  </pic:blipFill>
+                  <pic:spPr>
+                    <a:xfrm>
+                      <a:off x="0" y="0"/>
+                      <a:ext cx="3762900" cy="419158"/>
+                    </a:xfrm>
+                    <a:prstGeom prst="rect">
+                      <a:avLst/>
+                    </a:prstGeom>
+                  </pic:spPr>
+                </pic:pic>
+              </a:graphicData>
+            </a:graphic>
+          </wp:inline>
+        </w:drawing>
+      </w:r>
+    </w:p>
+    <w:p>
       <w:pPr>
         <w:pStyle w:val="NormalWeb"/>
         <w:shd w:val="clear" w:color="auto" w:fill="FFFFFF"/>
@@ -751,7 +799,7 @@
                     <pic:cNvPicPr/>
                   </pic:nvPicPr>
                   <pic:blipFill>
-                    <a:blip r:embed="rId8">
+                    <a:blip r:embed="rId9">
                       <a:extLst>
                         <a:ext uri="{28A0092B-C50C-407E-A947-70E740481C1C}">
                           <a14:useLocalDpi xmlns:a14="http://schemas.microsoft.com/office/drawing/2010/main" val="0"/>
@@ -799,7 +847,7 @@
                     <pic:cNvPicPr/>
                   </pic:nvPicPr>
                   <pic:blipFill>
-                    <a:blip r:embed="rId9">
+                    <a:blip r:embed="rId10">
                       <a:extLst>
                         <a:ext uri="{28A0092B-C50C-407E-A947-70E740481C1C}">
                           <a14:useLocalDpi xmlns:a14="http://schemas.microsoft.com/office/drawing/2010/main" val="0"/>
@@ -829,6 +877,55 @@
     <w:p>
       <w:r>
         <w:rPr>
+          <w:noProof/>
+        </w:rPr>
+        <w:lastRenderedPageBreak/>
+        <w:drawing>
+          <wp:inline distT="0" distB="0" distL="0" distR="0" wp14:anchorId="6C5659B8" wp14:editId="3B109880">
+            <wp:extent cx="4324954" cy="619211"/>
+            <wp:effectExtent l="0" t="0" r="0" b="9525"/>
+            <wp:docPr id="16" name="Picture 16"/>
+            <wp:cNvGraphicFramePr>
+              <a:graphicFrameLocks xmlns:a="http://schemas.openxmlformats.org/drawingml/2006/main" noChangeAspect="1"/>
+            </wp:cNvGraphicFramePr>
+            <a:graphic xmlns:a="http://schemas.openxmlformats.org/drawingml/2006/main">
+              <a:graphicData uri="http://schemas.openxmlformats.org/drawingml/2006/picture">
+                <pic:pic xmlns:pic="http://schemas.openxmlformats.org/drawingml/2006/picture">
+                  <pic:nvPicPr>
+                    <pic:cNvPr id="16" name="Picture 16"/>
+                    <pic:cNvPicPr/>
+                  </pic:nvPicPr>
+                  <pic:blipFill>
+                    <a:blip r:embed="rId11">
+                      <a:extLst>
+                        <a:ext uri="{28A0092B-C50C-407E-A947-70E740481C1C}">
+                          <a14:useLocalDpi xmlns:a14="http://schemas.microsoft.com/office/drawing/2010/main" val="0"/>
+                        </a:ext>
+                      </a:extLst>
+                    </a:blip>
+                    <a:stretch>
+                      <a:fillRect/>
+                    </a:stretch>
+                  </pic:blipFill>
+                  <pic:spPr>
+                    <a:xfrm>
+                      <a:off x="0" y="0"/>
+                      <a:ext cx="4324954" cy="619211"/>
+                    </a:xfrm>
+                    <a:prstGeom prst="rect">
+                      <a:avLst/>
+                    </a:prstGeom>
+                  </pic:spPr>
+                </pic:pic>
+              </a:graphicData>
+            </a:graphic>
+          </wp:inline>
+        </w:drawing>
+      </w:r>
+    </w:p>
+    <w:p>
+      <w:r>
+        <w:rPr>
           <w:rFonts w:ascii="Arial" w:hAnsi="Arial" w:cs="Arial"/>
           <w:color w:val="212529"/>
           <w:sz w:val="23"/>
@@ -845,7 +942,6 @@
         <w:rPr>
           <w:noProof/>
         </w:rPr>
-        <w:lastRenderedPageBreak/>
         <w:drawing>
           <wp:inline distT="0" distB="0" distL="0" distR="0" wp14:anchorId="03634C5D" wp14:editId="1D3870B1">
             <wp:extent cx="2829320" cy="428685"/>
@@ -862,7 +958,7 @@
                     <pic:cNvPicPr/>
                   </pic:nvPicPr>
                   <pic:blipFill>
-                    <a:blip r:embed="rId10">
+                    <a:blip r:embed="rId12">
                       <a:extLst>
                         <a:ext uri="{28A0092B-C50C-407E-A947-70E740481C1C}">
                           <a14:useLocalDpi xmlns:a14="http://schemas.microsoft.com/office/drawing/2010/main" val="0"/>
@@ -910,7 +1006,7 @@
                     <pic:cNvPicPr/>
                   </pic:nvPicPr>
                   <pic:blipFill>
-                    <a:blip r:embed="rId11">
+                    <a:blip r:embed="rId13">
                       <a:extLst>
                         <a:ext uri="{28A0092B-C50C-407E-A947-70E740481C1C}">
                           <a14:useLocalDpi xmlns:a14="http://schemas.microsoft.com/office/drawing/2010/main" val="0"/>
@@ -939,6 +1035,54 @@
     </w:p>
     <w:p>
       <w:r>
+        <w:rPr>
+          <w:noProof/>
+        </w:rPr>
+        <w:drawing>
+          <wp:inline distT="0" distB="0" distL="0" distR="0" wp14:anchorId="14C20FA8" wp14:editId="5945D764">
+            <wp:extent cx="4286848" cy="1352739"/>
+            <wp:effectExtent l="0" t="0" r="0" b="0"/>
+            <wp:docPr id="5" name="Picture 5"/>
+            <wp:cNvGraphicFramePr>
+              <a:graphicFrameLocks xmlns:a="http://schemas.openxmlformats.org/drawingml/2006/main" noChangeAspect="1"/>
+            </wp:cNvGraphicFramePr>
+            <a:graphic xmlns:a="http://schemas.openxmlformats.org/drawingml/2006/main">
+              <a:graphicData uri="http://schemas.openxmlformats.org/drawingml/2006/picture">
+                <pic:pic xmlns:pic="http://schemas.openxmlformats.org/drawingml/2006/picture">
+                  <pic:nvPicPr>
+                    <pic:cNvPr id="5" name="Picture 5"/>
+                    <pic:cNvPicPr/>
+                  </pic:nvPicPr>
+                  <pic:blipFill>
+                    <a:blip r:embed="rId14">
+                      <a:extLst>
+                        <a:ext uri="{28A0092B-C50C-407E-A947-70E740481C1C}">
+                          <a14:useLocalDpi xmlns:a14="http://schemas.microsoft.com/office/drawing/2010/main" val="0"/>
+                        </a:ext>
+                      </a:extLst>
+                    </a:blip>
+                    <a:stretch>
+                      <a:fillRect/>
+                    </a:stretch>
+                  </pic:blipFill>
+                  <pic:spPr>
+                    <a:xfrm>
+                      <a:off x="0" y="0"/>
+                      <a:ext cx="4286848" cy="1352739"/>
+                    </a:xfrm>
+                    <a:prstGeom prst="rect">
+                      <a:avLst/>
+                    </a:prstGeom>
+                  </pic:spPr>
+                </pic:pic>
+              </a:graphicData>
+            </a:graphic>
+          </wp:inline>
+        </w:drawing>
+      </w:r>
+    </w:p>
+    <w:p>
+      <w:r>
         <w:t>IV) Create a View to display bank name and branch name</w:t>
       </w:r>
     </w:p>
@@ -963,7 +1107,7 @@
                     <pic:cNvPicPr/>
                   </pic:nvPicPr>
                   <pic:blipFill>
-                    <a:blip r:embed="rId12">
+                    <a:blip r:embed="rId15">
                       <a:extLst>
                         <a:ext uri="{28A0092B-C50C-407E-A947-70E740481C1C}">
                           <a14:useLocalDpi xmlns:a14="http://schemas.microsoft.com/office/drawing/2010/main" val="0"/>
@@ -1011,7 +1155,7 @@
                     <pic:cNvPicPr/>
                   </pic:nvPicPr>
                   <pic:blipFill>
-                    <a:blip r:embed="rId13">
+                    <a:blip r:embed="rId16">
                       <a:extLst>
                         <a:ext uri="{28A0092B-C50C-407E-A947-70E740481C1C}">
                           <a14:useLocalDpi xmlns:a14="http://schemas.microsoft.com/office/drawing/2010/main" val="0"/>
@@ -1040,6 +1184,55 @@
     </w:p>
     <w:p>
       <w:r>
+        <w:rPr>
+          <w:noProof/>
+        </w:rPr>
+        <w:drawing>
+          <wp:inline distT="0" distB="0" distL="0" distR="0" wp14:anchorId="744A7C56" wp14:editId="1AE2BE4D">
+            <wp:extent cx="2867425" cy="1467055"/>
+            <wp:effectExtent l="0" t="0" r="0" b="0"/>
+            <wp:docPr id="17" name="Picture 17"/>
+            <wp:cNvGraphicFramePr>
+              <a:graphicFrameLocks xmlns:a="http://schemas.openxmlformats.org/drawingml/2006/main" noChangeAspect="1"/>
+            </wp:cNvGraphicFramePr>
+            <a:graphic xmlns:a="http://schemas.openxmlformats.org/drawingml/2006/main">
+              <a:graphicData uri="http://schemas.openxmlformats.org/drawingml/2006/picture">
+                <pic:pic xmlns:pic="http://schemas.openxmlformats.org/drawingml/2006/picture">
+                  <pic:nvPicPr>
+                    <pic:cNvPr id="17" name="Picture 17"/>
+                    <pic:cNvPicPr/>
+                  </pic:nvPicPr>
+                  <pic:blipFill>
+                    <a:blip r:embed="rId17">
+                      <a:extLst>
+                        <a:ext uri="{28A0092B-C50C-407E-A947-70E740481C1C}">
+                          <a14:useLocalDpi xmlns:a14="http://schemas.microsoft.com/office/drawing/2010/main" val="0"/>
+                        </a:ext>
+                      </a:extLst>
+                    </a:blip>
+                    <a:stretch>
+                      <a:fillRect/>
+                    </a:stretch>
+                  </pic:blipFill>
+                  <pic:spPr>
+                    <a:xfrm>
+                      <a:off x="0" y="0"/>
+                      <a:ext cx="2867425" cy="1467055"/>
+                    </a:xfrm>
+                    <a:prstGeom prst="rect">
+                      <a:avLst/>
+                    </a:prstGeom>
+                  </pic:spPr>
+                </pic:pic>
+              </a:graphicData>
+            </a:graphic>
+          </wp:inline>
+        </w:drawing>
+      </w:r>
+    </w:p>
+    <w:p/>
+    <w:p>
+      <w:r>
         <w:t>V) Create a View to show banks located outside Ernakulam</w:t>
       </w:r>
     </w:p>
@@ -1064,7 +1257,7 @@
                     <pic:cNvPicPr/>
                   </pic:nvPicPr>
                   <pic:blipFill>
-                    <a:blip r:embed="rId14">
+                    <a:blip r:embed="rId18">
                       <a:extLst>
                         <a:ext uri="{28A0092B-C50C-407E-A947-70E740481C1C}">
                           <a14:useLocalDpi xmlns:a14="http://schemas.microsoft.com/office/drawing/2010/main" val="0"/>
@@ -1112,7 +1305,7 @@
                     <pic:cNvPicPr/>
                   </pic:nvPicPr>
                   <pic:blipFill>
-                    <a:blip r:embed="rId15">
+                    <a:blip r:embed="rId19">
                       <a:extLst>
                         <a:ext uri="{28A0092B-C50C-407E-A947-70E740481C1C}">
                           <a14:useLocalDpi xmlns:a14="http://schemas.microsoft.com/office/drawing/2010/main" val="0"/>
@@ -1127,6 +1320,54 @@
                     <a:xfrm>
                       <a:off x="0" y="0"/>
                       <a:ext cx="1895740" cy="181000"/>
+                    </a:xfrm>
+                    <a:prstGeom prst="rect">
+                      <a:avLst/>
+                    </a:prstGeom>
+                  </pic:spPr>
+                </pic:pic>
+              </a:graphicData>
+            </a:graphic>
+          </wp:inline>
+        </w:drawing>
+      </w:r>
+    </w:p>
+    <w:p>
+      <w:r>
+        <w:rPr>
+          <w:noProof/>
+        </w:rPr>
+        <w:drawing>
+          <wp:inline distT="0" distB="0" distL="0" distR="0" wp14:anchorId="6B6E7CF1" wp14:editId="353047B9">
+            <wp:extent cx="4258269" cy="1200318"/>
+            <wp:effectExtent l="0" t="0" r="0" b="0"/>
+            <wp:docPr id="15" name="Picture 15"/>
+            <wp:cNvGraphicFramePr>
+              <a:graphicFrameLocks xmlns:a="http://schemas.openxmlformats.org/drawingml/2006/main" noChangeAspect="1"/>
+            </wp:cNvGraphicFramePr>
+            <a:graphic xmlns:a="http://schemas.openxmlformats.org/drawingml/2006/main">
+              <a:graphicData uri="http://schemas.openxmlformats.org/drawingml/2006/picture">
+                <pic:pic xmlns:pic="http://schemas.openxmlformats.org/drawingml/2006/picture">
+                  <pic:nvPicPr>
+                    <pic:cNvPr id="15" name="Picture 15"/>
+                    <pic:cNvPicPr/>
+                  </pic:nvPicPr>
+                  <pic:blipFill>
+                    <a:blip r:embed="rId20">
+                      <a:extLst>
+                        <a:ext uri="{28A0092B-C50C-407E-A947-70E740481C1C}">
+                          <a14:useLocalDpi xmlns:a14="http://schemas.microsoft.com/office/drawing/2010/main" val="0"/>
+                        </a:ext>
+                      </a:extLst>
+                    </a:blip>
+                    <a:stretch>
+                      <a:fillRect/>
+                    </a:stretch>
+                  </pic:blipFill>
+                  <pic:spPr>
+                    <a:xfrm>
+                      <a:off x="0" y="0"/>
+                      <a:ext cx="4258269" cy="1200318"/>
                     </a:xfrm>
                     <a:prstGeom prst="rect">
                       <a:avLst/>
